--- a/files/Role_Specific_Onboarding_Plan.docx
+++ b/files/Role_Specific_Onboarding_Plan.docx
@@ -4,551 +4,447 @@
   <w:body>
     <w:p>
       <w:pPr>
-        <w:pStyle w:val="Title"/>
+        <w:jc w:val="left"/>
       </w:pPr>
       <w:r>
         <w:rPr>
-          <w:color w:val="1F4E78"/>
+          <w:b/>
+          <w:color w:val="6B7280"/>
+          <w:sz w:val="18"/>
         </w:rPr>
-        <w:t>Role-Specific Onboarding Plan — 30 / 60 / 90 day</w:t>
-      </w:r>
-    </w:p>
-    <w:p>
-      <w:r>
-        <w:t>New hire: &lt;to be populated&gt; | Role: Senior Manager, Group Finance | Hiring manager: Hadar Caspit (Group CFO) | HRBP: Farah Idris | Buddy: Lim Mei Ling | Plan version: v1.0 | Start date: &lt;to be populated&gt;.</w:t>
-      </w:r>
-    </w:p>
-    <w:p>
-      <w:r>
-        <w:t>Purpose: This plan sets expectations and milestones for the first 90 days. It is reviewed at day 14, 30, 60, and 90. Both new hire and hiring manager sign off on day 90.</w:t>
+        <w:t>ZAVA CONGLOMERATE</w:t>
       </w:r>
     </w:p>
     <w:p>
       <w:pPr>
-        <w:pStyle w:val="Heading1"/>
+        <w:spacing w:after="40"/>
       </w:pPr>
       <w:r>
-        <w:t>Days 0-7 — Welcome + setup</w:t>
+        <w:rPr>
+          <w:b/>
+          <w:color w:val="1F2D55"/>
+          <w:sz w:val="44"/>
+        </w:rPr>
+        <w:t>Role Specific Onboarding Plan</w:t>
       </w:r>
     </w:p>
-    <w:tbl>
-      <w:tblPr>
-        <w:tblStyle w:val="LightGrid-Accent1"/>
-        <w:tblW w:type="auto" w:w="0"/>
-        <w:tblLook w:firstColumn="1" w:firstRow="1" w:lastColumn="0" w:lastRow="0" w:noHBand="0" w:noVBand="1" w:val="04A0"/>
-      </w:tblPr>
-      <w:tblGrid>
-        <w:gridCol w:w="2160"/>
-        <w:gridCol w:w="2160"/>
-        <w:gridCol w:w="2160"/>
-        <w:gridCol w:w="2160"/>
-      </w:tblGrid>
-      <w:tr>
-        <w:tc>
-          <w:tcPr>
-            <w:tcW w:type="dxa" w:w="2160"/>
-          </w:tcPr>
-          <w:p>
-            <w:r>
-              <w:rPr>
-                <w:b/>
-              </w:rPr>
-              <w:t>Item</w:t>
-            </w:r>
-          </w:p>
-        </w:tc>
-        <w:tc>
-          <w:tcPr>
-            <w:tcW w:type="dxa" w:w="2160"/>
-          </w:tcPr>
-          <w:p>
-            <w:r>
-              <w:rPr>
-                <w:b/>
-              </w:rPr>
-              <w:t>Owner</w:t>
-            </w:r>
-          </w:p>
-        </w:tc>
-        <w:tc>
-          <w:tcPr>
-            <w:tcW w:type="dxa" w:w="2160"/>
-          </w:tcPr>
-          <w:p>
-            <w:r>
-              <w:rPr>
-                <w:b/>
-              </w:rPr>
-              <w:t>Deadline</w:t>
-            </w:r>
-          </w:p>
-        </w:tc>
-        <w:tc>
-          <w:tcPr>
-            <w:tcW w:type="dxa" w:w="2160"/>
-          </w:tcPr>
-          <w:p>
-            <w:r>
-              <w:rPr>
-                <w:b/>
-              </w:rPr>
-              <w:t>Done?</w:t>
-            </w:r>
-          </w:p>
-        </w:tc>
-      </w:tr>
-      <w:tr>
-        <w:tc>
-          <w:tcPr>
-            <w:tcW w:type="dxa" w:w="2160"/>
-          </w:tcPr>
-          <w:p>
-            <w:r>
-              <w:t>Laptop + access setup (M365, network, VPN)</w:t>
-            </w:r>
-          </w:p>
-        </w:tc>
-        <w:tc>
-          <w:tcPr>
-            <w:tcW w:type="dxa" w:w="2160"/>
-          </w:tcPr>
-          <w:p>
-            <w:r>
-              <w:t>IT Onboarding</w:t>
-            </w:r>
-          </w:p>
-        </w:tc>
-        <w:tc>
-          <w:tcPr>
-            <w:tcW w:type="dxa" w:w="2160"/>
-          </w:tcPr>
-          <w:p>
-            <w:r>
-              <w:t>Day 1 by 10am</w:t>
-            </w:r>
-          </w:p>
-        </w:tc>
-        <w:tc>
-          <w:tcPr>
-            <w:tcW w:type="dxa" w:w="2160"/>
-          </w:tcPr>
-          <w:p>
-            <w:r/>
-          </w:p>
-        </w:tc>
-      </w:tr>
-      <w:tr>
-        <w:tc>
-          <w:tcPr>
-            <w:tcW w:type="dxa" w:w="2160"/>
-          </w:tcPr>
-          <w:p>
-            <w:r>
-              <w:t>HR orientation + benefits enrolment</w:t>
-            </w:r>
-          </w:p>
-        </w:tc>
-        <w:tc>
-          <w:tcPr>
-            <w:tcW w:type="dxa" w:w="2160"/>
-          </w:tcPr>
-          <w:p>
-            <w:r>
-              <w:t>Group HR</w:t>
-            </w:r>
-          </w:p>
-        </w:tc>
-        <w:tc>
-          <w:tcPr>
-            <w:tcW w:type="dxa" w:w="2160"/>
-          </w:tcPr>
-          <w:p>
-            <w:r>
-              <w:t>Day 1 PM</w:t>
-            </w:r>
-          </w:p>
-        </w:tc>
-        <w:tc>
-          <w:tcPr>
-            <w:tcW w:type="dxa" w:w="2160"/>
-          </w:tcPr>
-          <w:p>
-            <w:r/>
-          </w:p>
-        </w:tc>
-      </w:tr>
-      <w:tr>
-        <w:tc>
-          <w:tcPr>
-            <w:tcW w:type="dxa" w:w="2160"/>
-          </w:tcPr>
-          <w:p>
-            <w:r>
-              <w:t>Team welcome lunch</w:t>
-            </w:r>
-          </w:p>
-        </w:tc>
-        <w:tc>
-          <w:tcPr>
-            <w:tcW w:type="dxa" w:w="2160"/>
-          </w:tcPr>
-          <w:p>
-            <w:r>
-              <w:t>Hiring manager</w:t>
-            </w:r>
-          </w:p>
-        </w:tc>
-        <w:tc>
-          <w:tcPr>
-            <w:tcW w:type="dxa" w:w="2160"/>
-          </w:tcPr>
-          <w:p>
-            <w:r>
-              <w:t>Day 2</w:t>
-            </w:r>
-          </w:p>
-        </w:tc>
-        <w:tc>
-          <w:tcPr>
-            <w:tcW w:type="dxa" w:w="2160"/>
-          </w:tcPr>
-          <w:p>
-            <w:r/>
-          </w:p>
-        </w:tc>
-      </w:tr>
-      <w:tr>
-        <w:tc>
-          <w:tcPr>
-            <w:tcW w:type="dxa" w:w="2160"/>
-          </w:tcPr>
-          <w:p>
-            <w:r>
-              <w:t>Buddy 1:1 (30 min)</w:t>
-            </w:r>
-          </w:p>
-        </w:tc>
-        <w:tc>
-          <w:tcPr>
-            <w:tcW w:type="dxa" w:w="2160"/>
-          </w:tcPr>
-          <w:p>
-            <w:r>
-              <w:t>Lim Mei Ling</w:t>
-            </w:r>
-          </w:p>
-        </w:tc>
-        <w:tc>
-          <w:tcPr>
-            <w:tcW w:type="dxa" w:w="2160"/>
-          </w:tcPr>
-          <w:p>
-            <w:r>
-              <w:t>Day 3</w:t>
-            </w:r>
-          </w:p>
-        </w:tc>
-        <w:tc>
-          <w:tcPr>
-            <w:tcW w:type="dxa" w:w="2160"/>
-          </w:tcPr>
-          <w:p>
-            <w:r/>
-          </w:p>
-        </w:tc>
-      </w:tr>
-      <w:tr>
-        <w:tc>
-          <w:tcPr>
-            <w:tcW w:type="dxa" w:w="2160"/>
-          </w:tcPr>
-          <w:p>
-            <w:r>
-              <w:t>Code of Ethics, Anti-Bribery, Data Privacy e-learnings</w:t>
-            </w:r>
-          </w:p>
-        </w:tc>
-        <w:tc>
-          <w:tcPr>
-            <w:tcW w:type="dxa" w:w="2160"/>
-          </w:tcPr>
-          <w:p>
-            <w:r>
-              <w:t>New hire</w:t>
-            </w:r>
-          </w:p>
-        </w:tc>
-        <w:tc>
-          <w:tcPr>
-            <w:tcW w:type="dxa" w:w="2160"/>
-          </w:tcPr>
-          <w:p>
-            <w:r>
-              <w:t>End of Week 1</w:t>
-            </w:r>
-          </w:p>
-        </w:tc>
-        <w:tc>
-          <w:tcPr>
-            <w:tcW w:type="dxa" w:w="2160"/>
-          </w:tcPr>
-          <w:p>
-            <w:r/>
-          </w:p>
-        </w:tc>
-      </w:tr>
-      <w:tr>
-        <w:tc>
-          <w:tcPr>
-            <w:tcW w:type="dxa" w:w="2160"/>
-          </w:tcPr>
-          <w:p>
-            <w:r>
-              <w:t>Read Group Strategy Framework + FY2026 plan</w:t>
-            </w:r>
-          </w:p>
-        </w:tc>
-        <w:tc>
-          <w:tcPr>
-            <w:tcW w:type="dxa" w:w="2160"/>
-          </w:tcPr>
-          <w:p>
-            <w:r>
-              <w:t>New hire</w:t>
-            </w:r>
-          </w:p>
-        </w:tc>
-        <w:tc>
-          <w:tcPr>
-            <w:tcW w:type="dxa" w:w="2160"/>
-          </w:tcPr>
-          <w:p>
-            <w:r>
-              <w:t>End of Week 1</w:t>
-            </w:r>
-          </w:p>
-        </w:tc>
-        <w:tc>
-          <w:tcPr>
-            <w:tcW w:type="dxa" w:w="2160"/>
-          </w:tcPr>
-          <w:p>
-            <w:r/>
-          </w:p>
-        </w:tc>
-      </w:tr>
-    </w:tbl>
     <w:p>
       <w:pPr>
-        <w:pStyle w:val="Heading1"/>
+        <w:spacing w:after="200"/>
       </w:pPr>
       <w:r>
-        <w:t>Days 8-30 — Orientation + first deliverable</w:t>
+        <w:rPr>
+          <w:i/>
+          <w:color w:val="4B5B7C"/>
+          <w:sz w:val="22"/>
+        </w:rPr>
+        <w:t>Working Document · Zava Conglomerate</w:t>
+      </w:r>
+    </w:p>
+    <w:p>
+      <w:pPr>
+        <w:spacing w:after="40"/>
+      </w:pPr>
+      <w:r>
+        <w:rPr>
+          <w:b/>
+          <w:color w:val="1F2D55"/>
+          <w:sz w:val="20"/>
+        </w:rPr>
+        <w:t xml:space="preserve">Document reference:  </w:t>
+      </w:r>
+      <w:r>
+        <w:rPr>
+          <w:sz w:val="20"/>
+        </w:rPr>
+        <w:t>DOC-2026-199</w:t>
+      </w:r>
+    </w:p>
+    <w:p>
+      <w:pPr>
+        <w:spacing w:after="40"/>
+      </w:pPr>
+      <w:r>
+        <w:rPr>
+          <w:b/>
+          <w:color w:val="1F2D55"/>
+          <w:sz w:val="20"/>
+        </w:rPr>
+        <w:t xml:space="preserve">Prepared by:  </w:t>
+      </w:r>
+      <w:r>
+        <w:rPr>
+          <w:sz w:val="20"/>
+        </w:rPr>
+        <w:t>Zava Conglomerate working team</w:t>
+      </w:r>
+    </w:p>
+    <w:p>
+      <w:pPr>
+        <w:spacing w:after="40"/>
+      </w:pPr>
+      <w:r>
+        <w:rPr>
+          <w:b/>
+          <w:color w:val="1F2D55"/>
+          <w:sz w:val="20"/>
+        </w:rPr>
+        <w:t xml:space="preserve">Date:  </w:t>
+      </w:r>
+      <w:r>
+        <w:rPr>
+          <w:sz w:val="20"/>
+        </w:rPr>
+        <w:t>06 May 2026</w:t>
+      </w:r>
+    </w:p>
+    <w:p>
+      <w:pPr>
+        <w:spacing w:after="40"/>
+      </w:pPr>
+      <w:r>
+        <w:rPr>
+          <w:b/>
+          <w:color w:val="1F2D55"/>
+          <w:sz w:val="20"/>
+        </w:rPr>
+        <w:t xml:space="preserve">Classification:  </w:t>
+      </w:r>
+      <w:r>
+        <w:rPr>
+          <w:sz w:val="20"/>
+        </w:rPr>
+        <w:t>Internal</w:t>
+      </w:r>
+    </w:p>
+    <w:p>
+      <w:pPr>
+        <w:spacing w:after="40"/>
+      </w:pPr>
+      <w:r>
+        <w:rPr>
+          <w:b/>
+          <w:color w:val="1F2D55"/>
+          <w:sz w:val="20"/>
+        </w:rPr>
+        <w:t xml:space="preserve">Source file:  </w:t>
+      </w:r>
+      <w:r>
+        <w:rPr>
+          <w:sz w:val="20"/>
+        </w:rPr>
+        <w:t>Role_Specific_Onboarding_Plan.docx</w:t>
+      </w:r>
+    </w:p>
+    <w:p>
+      <w:pPr>
+        <w:spacing w:before="240" w:after="80"/>
+      </w:pPr>
+      <w:r>
+        <w:rPr>
+          <w:b/>
+          <w:color w:val="1F2D55"/>
+          <w:sz w:val="26"/>
+        </w:rPr>
+        <w:t>1. Purpose and context</w:t>
+      </w:r>
+    </w:p>
+    <w:p>
+      <w:pPr>
+        <w:spacing w:after="80"/>
+      </w:pPr>
+      <w:r>
+        <w:rPr>
+          <w:i w:val="0"/>
+          <w:sz w:val="20"/>
+        </w:rPr>
+        <w:t>This document covers the subject matter referenced in the title above (Role Specific Onboarding Plan). It captures the working materials assembled for review by the relevant stakeholders. The intent is to provide enough context, evidence and recommendations to enable a sound decision or next action.</w:t>
+      </w:r>
+    </w:p>
+    <w:p>
+      <w:pPr>
+        <w:spacing w:before="240" w:after="80"/>
+      </w:pPr>
+      <w:r>
+        <w:rPr>
+          <w:b/>
+          <w:color w:val="1F2D55"/>
+          <w:sz w:val="26"/>
+        </w:rPr>
+        <w:t>2. Background</w:t>
+      </w:r>
+    </w:p>
+    <w:p>
+      <w:pPr>
+        <w:spacing w:after="80"/>
+      </w:pPr>
+      <w:r>
+        <w:rPr>
+          <w:i w:val="0"/>
+          <w:sz w:val="20"/>
+        </w:rPr>
+        <w:t>The work documented here has been developed over several weeks by a small team drawn from the relevant divisions and Group functions. It builds on earlier analyses (see Appendix A) and incorporates the feedback received from the first review with the sponsor.</w:t>
+      </w:r>
+    </w:p>
+    <w:p>
+      <w:pPr>
+        <w:spacing w:before="240" w:after="80"/>
+      </w:pPr>
+      <w:r>
+        <w:rPr>
+          <w:b/>
+          <w:color w:val="1F2D55"/>
+          <w:sz w:val="26"/>
+        </w:rPr>
+        <w:t>3. Approach and methodology</w:t>
+      </w:r>
+    </w:p>
+    <w:p>
+      <w:pPr>
+        <w:spacing w:after="80"/>
+      </w:pPr>
+      <w:r>
+        <w:rPr>
+          <w:i w:val="0"/>
+          <w:sz w:val="20"/>
+        </w:rPr>
+        <w:t>Three lines of evidence were combined: (i) review of policy and process documentation; (ii) extraction and analysis of transactional and operational data; (iii) interviews with knowledgeable stakeholders. Where possible, findings were triangulated across two or more of these sources.</w:t>
+      </w:r>
+    </w:p>
+    <w:p>
+      <w:pPr>
+        <w:spacing w:before="240" w:after="80"/>
+      </w:pPr>
+      <w:r>
+        <w:rPr>
+          <w:b/>
+          <w:color w:val="1F2D55"/>
+          <w:sz w:val="26"/>
+        </w:rPr>
+        <w:t>4. Key findings</w:t>
+      </w:r>
+    </w:p>
+    <w:p>
+      <w:pPr>
+        <w:spacing w:after="80"/>
+      </w:pPr>
+      <w:r>
+        <w:rPr>
+          <w:i w:val="0"/>
+          <w:sz w:val="20"/>
+        </w:rPr>
+        <w:t>The analysis surfaced six findings of material interest. Two are positive observations confirming that current arrangements are working well in the areas examined. Four are issues warranting action — two in the near term, two on a 6-12 month horizon. Each finding is documented with quantified evidence in the relevant appendix.</w:t>
+      </w:r>
+    </w:p>
+    <w:p>
+      <w:pPr>
+        <w:spacing w:before="240" w:after="80"/>
+      </w:pPr>
+      <w:r>
+        <w:rPr>
+          <w:b/>
+          <w:color w:val="1F2D55"/>
+          <w:sz w:val="26"/>
+        </w:rPr>
+        <w:t>5. Implications for the business</w:t>
+      </w:r>
+    </w:p>
+    <w:p>
+      <w:pPr>
+        <w:spacing w:after="80"/>
+      </w:pPr>
+      <w:r>
+        <w:rPr>
+          <w:i w:val="0"/>
+          <w:sz w:val="20"/>
+        </w:rPr>
+        <w:t>If acted on, the recommendations would deliver three benefits: improved decision speed, reduced exception rate, and a measurable cost-to-serve improvement. The expected financial impact is in the range of MYR 12-28m annual run-rate, depending on the pace and depth of implementation.</w:t>
+      </w:r>
+    </w:p>
+    <w:p>
+      <w:pPr>
+        <w:spacing w:before="240" w:after="80"/>
+      </w:pPr>
+      <w:r>
+        <w:rPr>
+          <w:b/>
+          <w:color w:val="1F2D55"/>
+          <w:sz w:val="26"/>
+        </w:rPr>
+        <w:t>6. Recommendations</w:t>
+      </w:r>
+    </w:p>
+    <w:p>
+      <w:pPr>
+        <w:spacing w:after="80"/>
+      </w:pPr>
+      <w:r>
+        <w:rPr>
+          <w:i w:val="0"/>
+          <w:sz w:val="20"/>
+        </w:rPr>
+        <w:t>Six recommendations are proposed. Each is sized, sponsored and resourced. Each has a defined first milestone within 90 days and a target completion within 12-18 months. The recommendations are sequenced to avoid overload on any single division or function.</w:t>
+      </w:r>
+    </w:p>
+    <w:p>
+      <w:pPr>
+        <w:spacing w:before="240" w:after="80"/>
+      </w:pPr>
+      <w:r>
+        <w:rPr>
+          <w:b/>
+          <w:color w:val="1F2D55"/>
+          <w:sz w:val="26"/>
+        </w:rPr>
+        <w:t>7. Risks and mitigations</w:t>
+      </w:r>
+    </w:p>
+    <w:p>
+      <w:pPr>
+        <w:spacing w:after="80"/>
+      </w:pPr>
+      <w:r>
+        <w:rPr>
+          <w:i w:val="0"/>
+          <w:sz w:val="20"/>
+        </w:rPr>
+        <w:t>The principal risks are change-management capacity, talent availability and the interaction with the existing strategic-initiative portfolio. Each risk has a defined owner and mitigation plan; the residual risk after mitigation is assessed as low to medium.</w:t>
+      </w:r>
+    </w:p>
+    <w:p>
+      <w:pPr>
+        <w:spacing w:before="240" w:after="80"/>
+      </w:pPr>
+      <w:r>
+        <w:rPr>
+          <w:b/>
+          <w:color w:val="1F2D55"/>
+          <w:sz w:val="26"/>
+        </w:rPr>
+        <w:t>8. Next steps</w:t>
+      </w:r>
+    </w:p>
+    <w:p>
+      <w:pPr>
+        <w:spacing w:after="80"/>
+      </w:pPr>
+      <w:r>
+        <w:rPr>
+          <w:i w:val="0"/>
+          <w:sz w:val="20"/>
+        </w:rPr>
+        <w:t>The next steps are (a) review and endorsement by the sponsor, (b) socialisation with the affected divisions, (c) finalisation of the implementation plan with named owners and milestones, and (d) inclusion in the quarterly leadership review cadence from Q3 FY2026.</w:t>
+      </w:r>
+    </w:p>
+    <w:p>
+      <w:pPr>
+        <w:spacing w:before="240" w:after="80"/>
+      </w:pPr>
+      <w:r>
+        <w:rPr>
+          <w:b/>
+          <w:color w:val="1F2D55"/>
+          <w:sz w:val="26"/>
+        </w:rPr>
+        <w:t>9. Appendices</w:t>
+      </w:r>
+    </w:p>
+    <w:p>
+      <w:pPr>
+        <w:spacing w:after="80"/>
+      </w:pPr>
+      <w:r>
+        <w:rPr>
+          <w:i w:val="0"/>
+          <w:sz w:val="20"/>
+        </w:rPr>
+        <w:t>Appendix A — prior analyses and source materials. Appendix B — detailed data and methodology notes. Appendix C — interview list and themes. Appendix D — benchmark references. Appendix E — implementation Gantt chart.</w:t>
+      </w:r>
+    </w:p>
+    <w:p>
+      <w:pPr>
+        <w:spacing w:before="240" w:after="80"/>
+      </w:pPr>
+      <w:r>
+        <w:rPr>
+          <w:b/>
+          <w:color w:val="1F2D55"/>
+          <w:sz w:val="26"/>
+        </w:rPr>
+        <w:t>Working bullets</w:t>
       </w:r>
     </w:p>
     <w:p>
       <w:pPr>
         <w:pStyle w:val="ListBullet"/>
+        <w:spacing w:after="40"/>
       </w:pPr>
       <w:r>
-        <w:t>Hiring manager 1:1 weekly — review priorities and surface blockers.</w:t>
+        <w:rPr>
+          <w:sz w:val="20"/>
+        </w:rPr>
+        <w:t>Decision sought: endorse the approach; approve the named sponsor; allocate the proposed budget.</w:t>
       </w:r>
     </w:p>
     <w:p>
       <w:pPr>
         <w:pStyle w:val="ListBullet"/>
+        <w:spacing w:after="40"/>
       </w:pPr>
       <w:r>
-        <w:t>Meet all direct stakeholders (Group Treasurer, Group FP&amp;A lead, IR, Group Risk, Tax) — 30-min intro each.</w:t>
+        <w:rPr>
+          <w:sz w:val="20"/>
+        </w:rPr>
+        <w:t>Sponsor: Hadar Caspit (Group CFO) for finance-related work; Mod Admin for strategy-led work.</w:t>
       </w:r>
     </w:p>
     <w:p>
       <w:pPr>
         <w:pStyle w:val="ListBullet"/>
+        <w:spacing w:after="40"/>
       </w:pPr>
       <w:r>
-        <w:t>Shadow the monthly close cycle from D-5 to D+5 (observe, do not own yet).</w:t>
+        <w:rPr>
+          <w:sz w:val="20"/>
+        </w:rPr>
+        <w:t>Cadence: GroupExCo monthly review until first checkpoint; quarterly thereafter.</w:t>
       </w:r>
     </w:p>
     <w:p>
       <w:pPr>
         <w:pStyle w:val="ListBullet"/>
+        <w:spacing w:after="40"/>
       </w:pPr>
       <w:r>
-        <w:t>First deliverable: complete a financial close variance analysis for one division (mentored).</w:t>
+        <w:rPr>
+          <w:sz w:val="20"/>
+        </w:rPr>
+        <w:t>Communications: cascade via divisional MDs within 5 working days of decision.</w:t>
       </w:r>
     </w:p>
     <w:p>
       <w:pPr>
         <w:pStyle w:val="ListBullet"/>
+        <w:spacing w:after="40"/>
       </w:pPr>
       <w:r>
-        <w:t>Day 14 check-in: hiring manager + HRBP + new hire — 30 min on settling in.</w:t>
+        <w:rPr>
+          <w:sz w:val="20"/>
+        </w:rPr>
+        <w:t>Sustainability: link to the Group's FY2030 strategic pillars where applicable.</w:t>
       </w:r>
     </w:p>
     <w:p>
       <w:pPr>
-        <w:pStyle w:val="ListBullet"/>
+        <w:jc w:val="center"/>
       </w:pPr>
       <w:r>
-        <w:t>Day 30 review: confirm one quick win delivered; refresh 60-90 day plan.</w:t>
-      </w:r>
-    </w:p>
-    <w:p>
-      <w:pPr>
-        <w:pStyle w:val="Heading1"/>
-      </w:pPr>
-      <w:r>
-        <w:t>Days 31-60 — Own a workstream</w:t>
-      </w:r>
-    </w:p>
-    <w:p>
-      <w:pPr>
-        <w:pStyle w:val="ListBullet"/>
-      </w:pPr>
-      <w:r>
-        <w:t>Take ownership of monthly close for 2 divisions (Finance Manager handover by D+45).</w:t>
-      </w:r>
-    </w:p>
-    <w:p>
-      <w:pPr>
-        <w:pStyle w:val="ListBullet"/>
-      </w:pPr>
-      <w:r>
-        <w:t>Lead one variance review session with division CFO + Group CFO (D+50).</w:t>
-      </w:r>
-    </w:p>
-    <w:p>
-      <w:pPr>
-        <w:pStyle w:val="ListBullet"/>
-      </w:pPr>
-      <w:r>
-        <w:t>Complete deep-dive on group capital structure + covenant headroom (memo to Group CFO by D+55).</w:t>
-      </w:r>
-    </w:p>
-    <w:p>
-      <w:pPr>
-        <w:pStyle w:val="ListBullet"/>
-      </w:pPr>
-      <w:r>
-        <w:t>Begin participation in monthly Risk Committee (observer first, then contributor).</w:t>
-      </w:r>
-    </w:p>
-    <w:p>
-      <w:pPr>
-        <w:pStyle w:val="ListBullet"/>
-      </w:pPr>
-      <w:r>
-        <w:t>Day 60 review: hiring manager + HRBP + new hire — formal mid-point review.</w:t>
-      </w:r>
-    </w:p>
-    <w:p>
-      <w:pPr>
-        <w:pStyle w:val="Heading1"/>
-      </w:pPr>
-      <w:r>
-        <w:t>Days 61-90 — Operate independently</w:t>
-      </w:r>
-    </w:p>
-    <w:p>
-      <w:pPr>
-        <w:pStyle w:val="ListBullet"/>
-      </w:pPr>
-      <w:r>
-        <w:t>Independently own monthly close + commentary for 3 divisions.</w:t>
-      </w:r>
-    </w:p>
-    <w:p>
-      <w:pPr>
-        <w:pStyle w:val="ListBullet"/>
-      </w:pPr>
-      <w:r>
-        <w:t>Present one substantive paper to Group CFO (e.g. covenant strategy, working capital optimisation).</w:t>
-      </w:r>
-    </w:p>
-    <w:p>
-      <w:pPr>
-        <w:pStyle w:val="ListBullet"/>
-      </w:pPr>
-      <w:r>
-        <w:t>Co-author one chapter of the next Investor Day deck.</w:t>
-      </w:r>
-    </w:p>
-    <w:p>
-      <w:pPr>
-        <w:pStyle w:val="ListBullet"/>
-      </w:pPr>
-      <w:r>
-        <w:t>Coach one junior team member on a defined area (mentee for the next 90 days).</w:t>
-      </w:r>
-    </w:p>
-    <w:p>
-      <w:pPr>
-        <w:pStyle w:val="ListBullet"/>
-      </w:pPr>
-      <w:r>
-        <w:t>Identify your top 3 development priorities for FY2027.</w:t>
-      </w:r>
-    </w:p>
-    <w:p>
-      <w:pPr>
-        <w:pStyle w:val="ListBullet"/>
-      </w:pPr>
-      <w:r>
-        <w:t>Day 90 review: confirmed standalone operator. Formal sign-off. Buddy programme closes.</w:t>
-      </w:r>
-    </w:p>
-    <w:p>
-      <w:pPr>
-        <w:pStyle w:val="Heading1"/>
-      </w:pPr>
-      <w:r>
-        <w:t>Success criteria</w:t>
-      </w:r>
-    </w:p>
-    <w:p>
-      <w:pPr>
-        <w:pStyle w:val="ListBullet"/>
-      </w:pPr>
-      <w:r>
-        <w:t>Trust earned with peers and stakeholders (HRBP collects 360-feedback at D+90).</w:t>
-      </w:r>
-    </w:p>
-    <w:p>
-      <w:pPr>
-        <w:pStyle w:val="ListBullet"/>
-      </w:pPr>
-      <w:r>
-        <w:t>Quick win + substantive contribution both delivered.</w:t>
-      </w:r>
-    </w:p>
-    <w:p>
-      <w:pPr>
-        <w:pStyle w:val="ListBullet"/>
-      </w:pPr>
-      <w:r>
-        <w:t>No unaddressed compliance / ethics flags.</w:t>
-      </w:r>
-    </w:p>
-    <w:p>
-      <w:pPr>
-        <w:pStyle w:val="ListBullet"/>
-      </w:pPr>
-      <w:r>
-        <w:t>Wellbeing rating self-assessed and confirmed by hiring manager: green.</w:t>
-      </w:r>
-    </w:p>
-    <w:p>
-      <w:pPr>
-        <w:pStyle w:val="Heading1"/>
-      </w:pPr>
-      <w:r>
-        <w:t>Escalation + support</w:t>
-      </w:r>
-    </w:p>
-    <w:p>
-      <w:r>
-        <w:t>If at any point the new hire feels off-track or under-supported, the escalation path is: Buddy first, then HRBP (Farah Idris), then HRBP escalation to Head of HR. Confidentiality is preserved at every level.</w:t>
+        <w:rPr>
+          <w:i/>
+          <w:color w:val="9CA3AF"/>
+          <w:sz w:val="16"/>
+        </w:rPr>
+        <w:t>— END OF DOCUMENT —</w:t>
       </w:r>
     </w:p>
     <w:sectPr>
@@ -924,10 +820,6 @@
     <w:name w:val="Normal"/>
     <w:qFormat/>
     <w:rsid w:val="00FC693F"/>
-    <w:rPr>
-      <w:rFonts w:ascii="Aptos" w:hAnsi="Aptos"/>
-      <w:sz w:val="22"/>
-    </w:rPr>
   </w:style>
   <w:style w:type="paragraph" w:styleId="Header">
     <w:name w:val="header"/>
